--- a/testakten/statusfeststellung-gmbh-geschaeftsfuehrer-minderheit-erlangen/04_beiratsprotokolle.docx
+++ b/testakten/statusfeststellung-gmbh-geschaeftsfuehrer-minderheit-erlangen/04_beiratsprotokolle.docx
@@ -21,7 +21,7 @@
         <w:rPr>
           <w:rFonts w:ascii="Times New Roman" w:hAnsi="Times New Roman"/>
         </w:rPr>
-        <w:t>1. Sitzung 14.02.2025</w:t>
+        <w:t>1 Sitzung vom 14.02.2025</w:t>
       </w:r>
     </w:p>
     <w:p>
@@ -29,7 +29,7 @@
         <w:jc w:val="left"/>
       </w:pPr>
       <w:r>
-        <w:t>FrankenHealth verlangt Kostensenkung und Verschiebung der zweiten klinischen Studie. Dr. Vogt widerspricht, weil sonst die CE-Roadmap scheitere. Beschluss: Studie wird um drei Monate verschoben, Dr. Vogt soll Alternativbudget vorlegen. Abstimmung 68 Prozent dafür, 32 Prozent dagegen.</w:t>
+        <w:t>Die FrankenHealth Ventures GmbH verlangt eine Kostensenkung und die Verschiebung der zweiten klinischen Studie. Dr. Vogt widerspricht, weil sonst die CE-Roadmap scheitere. Beschluss: Die Studie wird um drei Monate verschoben, Dr. Vogt soll ein Alternativbudget vorlegen. Abstimmung: 68 Prozent dafür, 32 Prozent dagegen.</w:t>
       </w:r>
     </w:p>
     <w:p>
@@ -40,7 +40,7 @@
         <w:rPr>
           <w:rFonts w:ascii="Times New Roman" w:hAnsi="Times New Roman"/>
         </w:rPr>
-        <w:t>2. Sitzung 20.11.2025</w:t>
+        <w:t>2 Sitzung vom 20.11.2025</w:t>
       </w:r>
     </w:p>
     <w:p>
@@ -48,7 +48,7 @@
         <w:jc w:val="left"/>
       </w:pPr>
       <w:r>
-        <w:t>Dr. Vogt verweigert Patentlizenz an US-Partner, weil er Exklusivität für gefährlich hält. Beschluss nicht erreicht, weil 75 Prozent erforderlich sind. Dr. Vogt blockiert mit seinen Stimmen den Verkauf der Patentfamilie NLM-4.</w:t>
+        <w:t>Dr. Vogt verweigert die Erteilung einer Patentlizenz an einen US-Partner, weil er die Exklusivität für gefährlich hält. Ein Beschluss über den Verkauf der Patentfamilie NLM-4 wird nicht erreicht, weil hierfür fünfundsiebzig Prozent der Stimmen erforderlich sind; Dr. Vogt stimmt mit seinen Anteilen dagegen.</w:t>
       </w:r>
     </w:p>
     <w:p>
@@ -59,7 +59,7 @@
         <w:rPr>
           <w:rFonts w:ascii="Times New Roman" w:hAnsi="Times New Roman"/>
         </w:rPr>
-        <w:t>3. Sitzung 06.05.2026</w:t>
+        <w:t>3 Sitzung vom 06.05.2026</w:t>
       </w:r>
     </w:p>
     <w:p>
@@ -67,18 +67,7 @@
         <w:jc w:val="left"/>
       </w:pPr>
       <w:r>
-        <w:t>Beirat weist Dr. Vogt an, zwei Entwicklerstellen erst nach Finanzierungszusage zu besetzen. Dr. Vogt akzeptiert unter Protest. Dieser Vorgang spricht für Weisungsunterworfenheit bei laufender Personal- und Budgetsteuerung.</w:t>
-      </w:r>
-    </w:p>
-    <w:p>
-      <w:pPr>
-        <w:pStyle w:val="Heading2"/>
-      </w:pPr>
-      <w:r>
-        <w:rPr>
-          <w:rFonts w:ascii="Times New Roman" w:hAnsi="Times New Roman"/>
-        </w:rPr>
-        <w:t>4. Auswertungsvermerk</w:t>
+        <w:t>Der Beirat weist Dr. Vogt an, zwei Entwicklerstellen erst nach einer Finanzierungszusage zu besetzen. Dr. Vogt akzeptiert die Weisung unter Protest.</w:t>
       </w:r>
     </w:p>
     <w:p>
@@ -86,7 +75,7 @@
         <w:jc w:val="left"/>
       </w:pPr>
       <w:r>
-        <w:t>Die Protokolle zeigen zweierlei: echte Blockademacht bei Strukturentscheidungen und fehlende Durchsetzungsmacht im Tagesgeschäft. Die DRV wird voraussichtlich genau diese Trennung aufgreifen.</w:t>
+        <w:t>Formathinweis: Dieses Aktenstück wird in Times New Roman, 11 pt, mit ausschließlich dezimaler Gliederung ausgegeben.</w:t>
       </w:r>
     </w:p>
     <w:sectPr>

--- a/testakten/statusfeststellung-gmbh-geschaeftsfuehrer-minderheit-erlangen/04_beiratsprotokolle.docx
+++ b/testakten/statusfeststellung-gmbh-geschaeftsfuehrer-minderheit-erlangen/04_beiratsprotokolle.docx
@@ -68,14 +68,6 @@
       </w:pPr>
       <w:r>
         <w:t>Der Beirat weist Dr. Vogt an, zwei Entwicklerstellen erst nach einer Finanzierungszusage zu besetzen. Dr. Vogt akzeptiert die Weisung unter Protest.</w:t>
-      </w:r>
-    </w:p>
-    <w:p>
-      <w:pPr>
-        <w:jc w:val="left"/>
-      </w:pPr>
-      <w:r>
-        <w:t>Formathinweis: Dieses Aktenstück wird in Times New Roman, 11 pt, mit ausschließlich dezimaler Gliederung ausgegeben.</w:t>
       </w:r>
     </w:p>
     <w:sectPr>
